--- a/lessons/1-4/homework.docx
+++ b/lessons/1-4/homework.docx
@@ -115,7 +115,7 @@
           <wp:inline distT="0" distB="0" distL="0" distR="0">
             <wp:extent cx="1047750" cy="790575"/>
             <wp:effectExtent t="0" r="0" b="0" l="0"/>
-            <wp:docPr id="1" name="" descr="" title=""/>
+            <wp:docPr id="1" name="argument" descr="Picture illustrating the vocabulary word &quot;argument&quot;" title="argument"/>
             <wp:cNvGraphicFramePr>
               <a:graphicFrameLocks xmlns:a="http://schemas.openxmlformats.org/drawingml/2006/main" noChangeAspect="1"/>
             </wp:cNvGraphicFramePr>
@@ -178,7 +178,7 @@
           <wp:inline distT="0" distB="0" distL="0" distR="0">
             <wp:extent cx="1047750" cy="790575"/>
             <wp:effectExtent t="0" r="0" b="0" l="0"/>
-            <wp:docPr id="1" name="" descr="" title=""/>
+            <wp:docPr id="1" name="conjecture" descr="Picture illustrating the vocabulary word &quot;conjecture&quot;" title="conjecture"/>
             <wp:cNvGraphicFramePr>
               <a:graphicFrameLocks xmlns:a="http://schemas.openxmlformats.org/drawingml/2006/main" noChangeAspect="1"/>
             </wp:cNvGraphicFramePr>
@@ -241,7 +241,7 @@
           <wp:inline distT="0" distB="0" distL="0" distR="0">
             <wp:extent cx="1047750" cy="790575"/>
             <wp:effectExtent t="0" r="0" b="0" l="0"/>
-            <wp:docPr id="1" name="" descr="" title=""/>
+            <wp:docPr id="1" name="counterexample" descr="Picture illustrating the vocabulary word &quot;counterexample&quot;" title="counterexample"/>
             <wp:cNvGraphicFramePr>
               <a:graphicFrameLocks xmlns:a="http://schemas.openxmlformats.org/drawingml/2006/main" noChangeAspect="1"/>
             </wp:cNvGraphicFramePr>
@@ -304,7 +304,7 @@
           <wp:inline distT="0" distB="0" distL="0" distR="0">
             <wp:extent cx="1047750" cy="790575"/>
             <wp:effectExtent t="0" r="0" b="0" l="0"/>
-            <wp:docPr id="1" name="" descr="" title=""/>
+            <wp:docPr id="1" name="volume" descr="Picture illustrating the vocabulary word &quot;volume&quot;" title="volume"/>
             <wp:cNvGraphicFramePr>
               <a:graphicFrameLocks xmlns:a="http://schemas.openxmlformats.org/drawingml/2006/main" noChangeAspect="1"/>
             </wp:cNvGraphicFramePr>
@@ -367,7 +367,7 @@
           <wp:inline distT="0" distB="0" distL="0" distR="0">
             <wp:extent cx="1047750" cy="790575"/>
             <wp:effectExtent t="0" r="0" b="0" l="0"/>
-            <wp:docPr id="1" name="" descr="" title=""/>
+            <wp:docPr id="1" name="cubic unit" descr="Picture illustrating the vocabulary word &quot;cubic unit&quot;" title="cubic unit"/>
             <wp:cNvGraphicFramePr>
               <a:graphicFrameLocks xmlns:a="http://schemas.openxmlformats.org/drawingml/2006/main" noChangeAspect="1"/>
             </wp:cNvGraphicFramePr>
@@ -461,7 +461,7 @@
         <w:spacing w:after="40" w:before="0"/>
       </w:pPr>
       <w:r>
-        <w:t xml:space="preserve">     A. About 240</w:t>
+        <w:t xml:space="preserve">     A. About 15</w:t>
       </w:r>
     </w:p>
     <w:p>
@@ -477,7 +477,7 @@
         <w:spacing w:after="40" w:before="0"/>
       </w:pPr>
       <w:r>
-        <w:t xml:space="preserve">     C. About 15</w:t>
+        <w:t xml:space="preserve">     C. About 240</w:t>
       </w:r>
     </w:p>
     <w:p>
@@ -516,23 +516,23 @@
         <w:spacing w:after="40" w:before="0"/>
       </w:pPr>
       <w:r>
-        <w:t xml:space="preserve">     A. 240 cubic inches</w:t>
-      </w:r>
-    </w:p>
-    <w:p>
-      <w:pPr>
-        <w:spacing w:after="40" w:before="0"/>
-      </w:pPr>
-      <w:r>
-        <w:t xml:space="preserve">     B. 21 cubic inches</w:t>
-      </w:r>
-    </w:p>
-    <w:p>
-      <w:pPr>
-        <w:spacing w:after="40" w:before="0"/>
-      </w:pPr>
-      <w:r>
-        <w:t xml:space="preserve">     C. 80 cubic inches</w:t>
+        <w:t xml:space="preserve">     A. 21 cubic inches</w:t>
+      </w:r>
+    </w:p>
+    <w:p>
+      <w:pPr>
+        <w:spacing w:after="40" w:before="0"/>
+      </w:pPr>
+      <w:r>
+        <w:t xml:space="preserve">     B. 80 cubic inches</w:t>
+      </w:r>
+    </w:p>
+    <w:p>
+      <w:pPr>
+        <w:spacing w:after="40" w:before="0"/>
+      </w:pPr>
+      <w:r>
+        <w:t xml:space="preserve">     C. 240 cubic inches</w:t>
       </w:r>
     </w:p>
     <w:p>
@@ -571,31 +571,31 @@
         <w:spacing w:after="40" w:before="0"/>
       </w:pPr>
       <w:r>
-        <w:t xml:space="preserve">     A. 720 cubic inches vs. 800 cubic inches — the jumbo option holds more</w:t>
-      </w:r>
-    </w:p>
-    <w:p>
-      <w:pPr>
-        <w:spacing w:after="40" w:before="0"/>
-      </w:pPr>
-      <w:r>
-        <w:t xml:space="preserve">     B. 720 cubic inches vs. 800 cubic inches — the large option holds more</w:t>
-      </w:r>
-    </w:p>
-    <w:p>
-      <w:pPr>
-        <w:spacing w:after="40" w:before="0"/>
-      </w:pPr>
-      <w:r>
-        <w:t xml:space="preserve">     C. 240 cubic inches vs. 400 cubic inches — the jumbo option holds more</w:t>
-      </w:r>
-    </w:p>
-    <w:p>
-      <w:pPr>
-        <w:spacing w:after="40" w:before="0"/>
-      </w:pPr>
-      <w:r>
-        <w:t xml:space="preserve">     D. 480 cubic inches vs. 800 cubic inches — the jumbo option holds more</w:t>
+        <w:t xml:space="preserve">     A. 240 cubic inches vs. 400 cubic inches — the jumbo option holds more</w:t>
+      </w:r>
+    </w:p>
+    <w:p>
+      <w:pPr>
+        <w:spacing w:after="40" w:before="0"/>
+      </w:pPr>
+      <w:r>
+        <w:t xml:space="preserve">     B. 480 cubic inches vs. 800 cubic inches — the jumbo option holds more</w:t>
+      </w:r>
+    </w:p>
+    <w:p>
+      <w:pPr>
+        <w:spacing w:after="40" w:before="0"/>
+      </w:pPr>
+      <w:r>
+        <w:t xml:space="preserve">     C. 720 cubic inches vs. 800 cubic inches — the jumbo option holds more</w:t>
+      </w:r>
+    </w:p>
+    <w:p>
+      <w:pPr>
+        <w:spacing w:after="40" w:before="0"/>
+      </w:pPr>
+      <w:r>
+        <w:t xml:space="preserve">     D. 720 cubic inches vs. 800 cubic inches — the large option holds more</w:t>
       </w:r>
     </w:p>
     <w:p>
@@ -626,7 +626,7 @@
         <w:spacing w:after="40" w:before="0"/>
       </w:pPr>
       <w:r>
-        <w:t xml:space="preserve">     A. 48 cubic feet</w:t>
+        <w:t xml:space="preserve">     A. 19 cubic feet</w:t>
       </w:r>
     </w:p>
     <w:p>
@@ -642,7 +642,7 @@
         <w:spacing w:after="40" w:before="0"/>
       </w:pPr>
       <w:r>
-        <w:t xml:space="preserve">     C. 19 cubic feet</w:t>
+        <w:t xml:space="preserve">     C. 48 cubic feet</w:t>
       </w:r>
     </w:p>
     <w:p>
@@ -681,23 +681,23 @@
         <w:spacing w:after="40" w:before="0"/>
       </w:pPr>
       <w:r>
-        <w:t xml:space="preserve">     A. If both ways give the same answer, the solution is accurate</w:t>
-      </w:r>
-    </w:p>
-    <w:p>
-      <w:pPr>
-        <w:spacing w:after="40" w:before="0"/>
-      </w:pPr>
-      <w:r>
-        <w:t xml:space="preserve">     B. Because the first way is always wrong</w:t>
-      </w:r>
-    </w:p>
-    <w:p>
-      <w:pPr>
-        <w:spacing w:after="40" w:before="0"/>
-      </w:pPr>
-      <w:r>
-        <w:t xml:space="preserve">     C. To get a bigger number for the soil order</w:t>
+        <w:t xml:space="preserve">     A. Because the first way is always wrong</w:t>
+      </w:r>
+    </w:p>
+    <w:p>
+      <w:pPr>
+        <w:spacing w:after="40" w:before="0"/>
+      </w:pPr>
+      <w:r>
+        <w:t xml:space="preserve">     B. To get a bigger number for the soil order</w:t>
+      </w:r>
+    </w:p>
+    <w:p>
+      <w:pPr>
+        <w:spacing w:after="40" w:before="0"/>
+      </w:pPr>
+      <w:r>
+        <w:t xml:space="preserve">     C. If both ways give the same answer, the solution is accurate</w:t>
       </w:r>
     </w:p>
     <w:p>
@@ -728,7 +728,7 @@
           <w:b/>
           <w:bCs/>
         </w:rPr>
-        <w:t xml:space="preserve">6. </w:t>
+        <w:t xml:space="preserve">6. A student recommends the three large boxes because the cereal stays fresher — each box is open for less time. Is this argument convincing? Explain.</w:t>
       </w:r>
     </w:p>
     <w:p>
@@ -792,15 +792,15 @@
         <w:spacing w:after="40" w:before="0"/>
       </w:pPr>
       <w:r>
-        <w:t xml:space="preserve">     A. “I think the two jumbo boxes hold more cereal than the three large boxes.”</w:t>
-      </w:r>
-    </w:p>
-    <w:p>
-      <w:pPr>
-        <w:spacing w:after="40" w:before="0"/>
-      </w:pPr>
-      <w:r>
-        <w:t xml:space="preserve">     B. “8 × 3 × 10 = 240.”</w:t>
+        <w:t xml:space="preserve">     A. “8 × 3 × 10 = 240.”</w:t>
+      </w:r>
+    </w:p>
+    <w:p>
+      <w:pPr>
+        <w:spacing w:after="40" w:before="0"/>
+      </w:pPr>
+      <w:r>
+        <w:t xml:space="preserve">     B. “I think the two jumbo boxes hold more cereal than the three large boxes.”</w:t>
       </w:r>
     </w:p>
     <w:p>
@@ -839,7 +839,7 @@
           <w:b/>
           <w:bCs/>
         </w:rPr>
-        <w:t xml:space="preserve">8. </w:t>
+        <w:t xml:space="preserve">8. Use precise vocabulary to explain how you would find the soil needed for a bed 5 ft long, 2 ft wide, and 2 ft deep. Include the answer with its unit.</w:t>
       </w:r>
     </w:p>
     <w:p>
@@ -875,6 +875,169 @@
         <w:t xml:space="preserve">______________________________________________________________________</w:t>
       </w:r>
     </w:p>
+    <w:p>
+      <w:pPr>
+        <w:spacing w:after="60" w:before="120"/>
+      </w:pPr>
+      <w:r>
+        <w:rPr>
+          <w:color w:val="BBBBBB"/>
+        </w:rPr>
+        <w:t xml:space="preserve">______________________________________________________________________</w:t>
+      </w:r>
+    </w:p>
+    <w:p>
+      <w:pPr>
+        <w:spacing w:after="80" w:before="0"/>
+      </w:pPr>
+      <w:r>
+        <w:rPr>
+          <w:b/>
+          <w:bCs/>
+        </w:rPr>
+        <w:t xml:space="preserve">9. Compute the volume of each cereal box.</w:t>
+      </w:r>
+    </w:p>
+    <w:tbl>
+      <w:tblPr>
+        <w:tblW w:type="pct" w:w="100%"/>
+        <w:tblBorders>
+          <w:top w:val="single" w:color="auto" w:sz="4"/>
+          <w:left w:val="single" w:color="auto" w:sz="4"/>
+          <w:bottom w:val="single" w:color="auto" w:sz="4"/>
+          <w:right w:val="single" w:color="auto" w:sz="4"/>
+          <w:insideH w:val="single" w:color="auto" w:sz="4"/>
+          <w:insideV w:val="single" w:color="auto" w:sz="4"/>
+        </w:tblBorders>
+      </w:tblPr>
+      <w:tblGrid>
+        <w:gridCol w:w="100"/>
+        <w:gridCol w:w="100"/>
+      </w:tblGrid>
+      <w:tr>
+        <w:trPr>
+          <w:tblHeader/>
+        </w:trPr>
+        <w:tc>
+          <w:tcPr>
+            <w:tcW w:type="pct" w:w="50%"/>
+          </w:tcPr>
+          <w:p>
+            <w:r>
+              <w:rPr>
+                <w:b/>
+                <w:bCs/>
+              </w:rPr>
+              <w:t xml:space="preserve">Box (l × w × h, inches)</w:t>
+            </w:r>
+          </w:p>
+        </w:tc>
+        <w:tc>
+          <w:tcPr>
+            <w:tcW w:type="pct" w:w="50%"/>
+          </w:tcPr>
+          <w:p>
+            <w:r>
+              <w:rPr>
+                <w:b/>
+                <w:bCs/>
+              </w:rPr>
+              <w:t xml:space="preserve">Volume (cubic inches)</w:t>
+            </w:r>
+          </w:p>
+        </w:tc>
+      </w:tr>
+      <w:tr>
+        <w:tc>
+          <w:tcPr>
+            <w:tcW w:type="pct" w:w="50%"/>
+          </w:tcPr>
+          <w:p>
+            <w:r>
+              <w:rPr>
+                <w:b w:val="false"/>
+                <w:bCs w:val="false"/>
+              </w:rPr>
+              <w:t xml:space="preserve">8 × 3 × 10</w:t>
+            </w:r>
+          </w:p>
+        </w:tc>
+        <w:tc>
+          <w:tcPr>
+            <w:tcW w:type="pct" w:w="50%"/>
+          </w:tcPr>
+          <w:p>
+            <w:r>
+              <w:rPr>
+                <w:b w:val="false"/>
+                <w:bCs w:val="false"/>
+              </w:rPr>
+              <w:t xml:space="preserve"> </w:t>
+            </w:r>
+          </w:p>
+        </w:tc>
+      </w:tr>
+      <w:tr>
+        <w:tc>
+          <w:tcPr>
+            <w:tcW w:type="pct" w:w="50%"/>
+          </w:tcPr>
+          <w:p>
+            <w:r>
+              <w:rPr>
+                <w:b w:val="false"/>
+                <w:bCs w:val="false"/>
+              </w:rPr>
+              <w:t xml:space="preserve">5 × 8 × 10</w:t>
+            </w:r>
+          </w:p>
+        </w:tc>
+        <w:tc>
+          <w:tcPr>
+            <w:tcW w:type="pct" w:w="50%"/>
+          </w:tcPr>
+          <w:p>
+            <w:r>
+              <w:rPr>
+                <w:b w:val="false"/>
+                <w:bCs w:val="false"/>
+              </w:rPr>
+              <w:t xml:space="preserve"> </w:t>
+            </w:r>
+          </w:p>
+        </w:tc>
+      </w:tr>
+      <w:tr>
+        <w:tc>
+          <w:tcPr>
+            <w:tcW w:type="pct" w:w="50%"/>
+          </w:tcPr>
+          <w:p>
+            <w:r>
+              <w:rPr>
+                <w:b w:val="false"/>
+                <w:bCs w:val="false"/>
+              </w:rPr>
+              <w:t xml:space="preserve">6 × 4 × 5</w:t>
+            </w:r>
+          </w:p>
+        </w:tc>
+        <w:tc>
+          <w:tcPr>
+            <w:tcW w:type="pct" w:w="50%"/>
+          </w:tcPr>
+          <w:p>
+            <w:r>
+              <w:rPr>
+                <w:b w:val="false"/>
+                <w:bCs w:val="false"/>
+              </w:rPr>
+              <w:t xml:space="preserve"> </w:t>
+            </w:r>
+          </w:p>
+        </w:tc>
+      </w:tr>
+    </w:tbl>
     <w:p>
       <w:pPr>
         <w:spacing w:after="60" w:before="120"/>
@@ -913,7 +1076,7 @@
           <w:b/>
           <w:bCs/>
         </w:rPr>
-        <w:t xml:space="preserve">1. A. About 240</w:t>
+        <w:t xml:space="preserve">1. C. About 240</w:t>
       </w:r>
     </w:p>
     <w:p>
@@ -945,7 +1108,7 @@
           <w:b/>
           <w:bCs/>
         </w:rPr>
-        <w:t xml:space="preserve">2. A. 240 cubic inches</w:t>
+        <w:t xml:space="preserve">2. C. 240 cubic inches</w:t>
       </w:r>
     </w:p>
     <w:p>
@@ -977,7 +1140,7 @@
           <w:b/>
           <w:bCs/>
         </w:rPr>
-        <w:t xml:space="preserve">3. A. 720 cubic inches vs. 800 cubic inches — the jumbo option holds more</w:t>
+        <w:t xml:space="preserve">3. C. 720 cubic inches vs. 800 cubic inches — the jumbo option holds more</w:t>
       </w:r>
     </w:p>
     <w:p>
@@ -1009,7 +1172,7 @@
           <w:b/>
           <w:bCs/>
         </w:rPr>
-        <w:t xml:space="preserve">4. A. 48 cubic feet</w:t>
+        <w:t xml:space="preserve">4. C. 48 cubic feet</w:t>
       </w:r>
     </w:p>
     <w:p>
@@ -1041,7 +1204,7 @@
           <w:b/>
           <w:bCs/>
         </w:rPr>
-        <w:t xml:space="preserve">5. A. If both ways give the same answer, the solution is accurate</w:t>
+        <w:t xml:space="preserve">5. C. If both ways give the same answer, the solution is accurate</w:t>
       </w:r>
     </w:p>
     <w:p>
@@ -1085,7 +1248,7 @@
           <w:b/>
           <w:bCs/>
         </w:rPr>
-        <w:t xml:space="preserve">7. A. “I think the two jumbo boxes hold more cereal than the three large boxes.”</w:t>
+        <w:t xml:space="preserve">7. B. “I think the two jumbo boxes hold more cereal than the three large boxes.”</w:t>
       </w:r>
     </w:p>
     <w:p>
@@ -1118,6 +1281,50 @@
           <w:bCs/>
         </w:rPr>
         <w:t xml:space="preserve">8. Open response — answers will vary.</w:t>
+      </w:r>
+    </w:p>
+    <w:p>
+      <w:pPr>
+        <w:spacing w:after="40" w:before="0"/>
+      </w:pPr>
+      <w:r>
+        <w:rPr>
+          <w:b/>
+          <w:bCs/>
+        </w:rPr>
+        <w:t xml:space="preserve">9. Compute the volume of each cereal box.</w:t>
+      </w:r>
+    </w:p>
+    <w:p>
+      <w:pPr>
+        <w:spacing w:after="20" w:before="0"/>
+      </w:pPr>
+      <w:r>
+        <w:t xml:space="preserve">      → 240</w:t>
+      </w:r>
+    </w:p>
+    <w:p>
+      <w:pPr>
+        <w:spacing w:after="20" w:before="0"/>
+      </w:pPr>
+      <w:r>
+        <w:t xml:space="preserve">      → 400</w:t>
+      </w:r>
+    </w:p>
+    <w:p>
+      <w:pPr>
+        <w:spacing w:after="20" w:before="0"/>
+      </w:pPr>
+      <w:r>
+        <w:t xml:space="preserve">      → 120</w:t>
+      </w:r>
+    </w:p>
+    <w:p>
+      <w:pPr>
+        <w:spacing w:after="40" w:before="0"/>
+      </w:pPr>
+      <w:r>
+        <w:t xml:space="preserve"/>
       </w:r>
     </w:p>
     <w:sectPr>
@@ -1306,7 +1513,14 @@
 <file path=word/styles.xml><?xml version="1.0" encoding="utf-8"?>
 <w:styles xmlns:mc="http://schemas.openxmlformats.org/markup-compatibility/2006" xmlns:r="http://schemas.openxmlformats.org/officeDocument/2006/relationships" xmlns:w="http://schemas.openxmlformats.org/wordprocessingml/2006/main" xmlns:w14="http://schemas.microsoft.com/office/word/2010/wordml" xmlns:w15="http://schemas.microsoft.com/office/word/2012/wordml" mc:Ignorable="w14 w15">
   <w:docDefaults>
-    <w:rPrDefault/>
+    <w:rPrDefault>
+      <w:rPr>
+        <w:rFonts w:ascii="Arial" w:cs="Arial" w:eastAsia="Arial" w:hAnsi="Arial"/>
+        <w:sz w:val="22"/>
+        <w:szCs w:val="22"/>
+        <w:lang w:val="en-US"/>
+      </w:rPr>
+    </w:rPrDefault>
     <w:pPrDefault/>
   </w:docDefaults>
   <w:style w:type="paragraph" w:styleId="Title">
@@ -1324,10 +1538,16 @@
     <w:basedOn w:val="Normal"/>
     <w:next w:val="Normal"/>
     <w:qFormat/>
+    <w:pPr>
+      <w:keepNext/>
+    </w:pPr>
     <w:rPr>
-      <w:color w:val="2E74B5"/>
-      <w:sz w:val="32"/>
-      <w:szCs w:val="32"/>
+      <w:rFonts w:ascii="Arial" w:cs="Arial" w:eastAsia="Arial" w:hAnsi="Arial"/>
+      <w:b/>
+      <w:bCs/>
+      <w:color w:val="183E56"/>
+      <w:sz w:val="34"/>
+      <w:szCs w:val="34"/>
     </w:rPr>
   </w:style>
   <w:style w:type="paragraph" w:styleId="Heading2">
@@ -1335,8 +1555,14 @@
     <w:basedOn w:val="Normal"/>
     <w:next w:val="Normal"/>
     <w:qFormat/>
+    <w:pPr>
+      <w:keepNext/>
+    </w:pPr>
     <w:rPr>
-      <w:color w:val="2E74B5"/>
+      <w:rFonts w:ascii="Arial" w:cs="Arial" w:eastAsia="Arial" w:hAnsi="Arial"/>
+      <w:b/>
+      <w:bCs/>
+      <w:color w:val="176B70"/>
       <w:sz w:val="26"/>
       <w:szCs w:val="26"/>
     </w:rPr>

--- a/lessons/1-4/homework.docx
+++ b/lessons/1-4/homework.docx
@@ -1049,284 +1049,6 @@
         <w:t xml:space="preserve">______________________________________________________________________</w:t>
       </w:r>
     </w:p>
-    <w:p>
-      <w:r>
-        <w:br w:type="page"/>
-      </w:r>
-    </w:p>
-    <w:p>
-      <w:pPr>
-        <w:pStyle w:val="Heading1"/>
-        <w:spacing w:after="120"/>
-      </w:pPr>
-      <w:r>
-        <w:rPr>
-          <w:b/>
-          <w:bCs/>
-        </w:rPr>
-        <w:t xml:space="preserve">Answer Key (Teacher)</w:t>
-      </w:r>
-    </w:p>
-    <w:p>
-      <w:pPr>
-        <w:spacing w:after="40" w:before="0"/>
-      </w:pPr>
-      <w:r>
-        <w:rPr>
-          <w:b/>
-          <w:bCs/>
-        </w:rPr>
-        <w:t xml:space="preserve">1. C. About 240</w:t>
-      </w:r>
-    </w:p>
-    <w:p>
-      <w:pPr>
-        <w:spacing w:after="20" w:before="0"/>
-      </w:pPr>
-      <w:r>
-        <w:t xml:space="preserve">     4 muffins at about 60 calories each is 60 × 4 = 240 calories.</w:t>
-      </w:r>
-    </w:p>
-    <w:p>
-      <w:pPr>
-        <w:spacing w:after="80" w:before="0"/>
-      </w:pPr>
-      <w:r>
-        <w:rPr>
-          <w:i/>
-          <w:iCs/>
-        </w:rPr>
-        <w:t xml:space="preserve">     Watch for: Reporting volume without cubic units — saying the garden needs '48 feet' of soil, which is a length, or '48 square feet', which is an area.</w:t>
-      </w:r>
-    </w:p>
-    <w:p>
-      <w:pPr>
-        <w:spacing w:after="40" w:before="0"/>
-      </w:pPr>
-      <w:r>
-        <w:rPr>
-          <w:b/>
-          <w:bCs/>
-        </w:rPr>
-        <w:t xml:space="preserve">2. C. 240 cubic inches</w:t>
-      </w:r>
-    </w:p>
-    <w:p>
-      <w:pPr>
-        <w:spacing w:after="20" w:before="0"/>
-      </w:pPr>
-      <w:r>
-        <w:t xml:space="preserve">     Volume of a rectangular prism is length × width × height: 8 × 3 × 10 = 240 cubic inches.</w:t>
-      </w:r>
-    </w:p>
-    <w:p>
-      <w:pPr>
-        <w:spacing w:after="80" w:before="0"/>
-      </w:pPr>
-      <w:r>
-        <w:rPr>
-          <w:i/>
-          <w:iCs/>
-        </w:rPr>
-        <w:t xml:space="preserve">     Watch for: Reporting volume without cubic units — saying the garden needs '48 feet' of soil, which is a length, or '48 square feet', which is an area.</w:t>
-      </w:r>
-    </w:p>
-    <w:p>
-      <w:pPr>
-        <w:spacing w:after="40" w:before="0"/>
-      </w:pPr>
-      <w:r>
-        <w:rPr>
-          <w:b/>
-          <w:bCs/>
-        </w:rPr>
-        <w:t xml:space="preserve">3. C. 720 cubic inches vs. 800 cubic inches — the jumbo option holds more</w:t>
-      </w:r>
-    </w:p>
-    <w:p>
-      <w:pPr>
-        <w:spacing w:after="20" w:before="0"/>
-      </w:pPr>
-      <w:r>
-        <w:t xml:space="preserve">     240 × 3 = 720 and 400 × 2 = 800; since 800 &gt; 720, the two jumbo boxes hold more in total.</w:t>
-      </w:r>
-    </w:p>
-    <w:p>
-      <w:pPr>
-        <w:spacing w:after="80" w:before="0"/>
-      </w:pPr>
-      <w:r>
-        <w:rPr>
-          <w:i/>
-          <w:iCs/>
-        </w:rPr>
-        <w:t xml:space="preserve">     Watch for: Reporting volume without cubic units — saying the garden needs '48 feet' of soil, which is a length, or '48 square feet', which is an area.</w:t>
-      </w:r>
-    </w:p>
-    <w:p>
-      <w:pPr>
-        <w:spacing w:after="40" w:before="0"/>
-      </w:pPr>
-      <w:r>
-        <w:rPr>
-          <w:b/>
-          <w:bCs/>
-        </w:rPr>
-        <w:t xml:space="preserve">4. C. 48 cubic feet</w:t>
-      </w:r>
-    </w:p>
-    <w:p>
-      <w:pPr>
-        <w:spacing w:after="20" w:before="0"/>
-      </w:pPr>
-      <w:r>
-        <w:t xml:space="preserve">     First bed: 4 × 3 × 2 = 24 cubic feet. Second bed: 6 × 2 × 2 = 24 cubic feet. Together: 24 + 24 = 48 cubic feet.</w:t>
-      </w:r>
-    </w:p>
-    <w:p>
-      <w:pPr>
-        <w:spacing w:after="80" w:before="0"/>
-      </w:pPr>
-      <w:r>
-        <w:rPr>
-          <w:i/>
-          <w:iCs/>
-        </w:rPr>
-        <w:t xml:space="preserve">     Watch for: Reporting volume without cubic units — saying the garden needs '48 feet' of soil, which is a length, or '48 square feet', which is an area.</w:t>
-      </w:r>
-    </w:p>
-    <w:p>
-      <w:pPr>
-        <w:spacing w:after="40" w:before="0"/>
-      </w:pPr>
-      <w:r>
-        <w:rPr>
-          <w:b/>
-          <w:bCs/>
-        </w:rPr>
-        <w:t xml:space="preserve">5. C. If both ways give the same answer, the solution is accurate</w:t>
-      </w:r>
-    </w:p>
-    <w:p>
-      <w:pPr>
-        <w:spacing w:after="20" w:before="0"/>
-      </w:pPr>
-      <w:r>
-        <w:t xml:space="preserve">     The book models exactly this: two different decompositions both gave 48 cubic feet, so the solutions match and the answer is accurate.</w:t>
-      </w:r>
-    </w:p>
-    <w:p>
-      <w:pPr>
-        <w:spacing w:after="80" w:before="0"/>
-      </w:pPr>
-      <w:r>
-        <w:rPr>
-          <w:i/>
-          <w:iCs/>
-        </w:rPr>
-        <w:t xml:space="preserve">     Watch for: Reporting volume without cubic units — saying the garden needs '48 feet' of soil, which is a length, or '48 square feet', which is an area.</w:t>
-      </w:r>
-    </w:p>
-    <w:p>
-      <w:pPr>
-        <w:spacing w:after="40" w:before="0"/>
-      </w:pPr>
-      <w:r>
-        <w:rPr>
-          <w:b/>
-          <w:bCs/>
-        </w:rPr>
-        <w:t xml:space="preserve">6. Open response — answers will vary.</w:t>
-      </w:r>
-    </w:p>
-    <w:p>
-      <w:pPr>
-        <w:spacing w:after="40" w:before="0"/>
-      </w:pPr>
-      <w:r>
-        <w:rPr>
-          <w:b/>
-          <w:bCs/>
-        </w:rPr>
-        <w:t xml:space="preserve">7. B. “I think the two jumbo boxes hold more cereal than the three large boxes.”</w:t>
-      </w:r>
-    </w:p>
-    <w:p>
-      <w:pPr>
-        <w:spacing w:after="20" w:before="0"/>
-      </w:pPr>
-      <w:r>
-        <w:t xml:space="preserve">     A conjecture is a mathematical claim you believe but have not yet proven — the jumbo-box claim needs an argument to back it up.</w:t>
-      </w:r>
-    </w:p>
-    <w:p>
-      <w:pPr>
-        <w:spacing w:after="80" w:before="0"/>
-      </w:pPr>
-      <w:r>
-        <w:rPr>
-          <w:i/>
-          <w:iCs/>
-        </w:rPr>
-        <w:t xml:space="preserve">     Watch for: Reporting volume without cubic units — saying the garden needs '48 feet' of soil, which is a length, or '48 square feet', which is an area.</w:t>
-      </w:r>
-    </w:p>
-    <w:p>
-      <w:pPr>
-        <w:spacing w:after="40" w:before="0"/>
-      </w:pPr>
-      <w:r>
-        <w:rPr>
-          <w:b/>
-          <w:bCs/>
-        </w:rPr>
-        <w:t xml:space="preserve">8. Open response — answers will vary.</w:t>
-      </w:r>
-    </w:p>
-    <w:p>
-      <w:pPr>
-        <w:spacing w:after="40" w:before="0"/>
-      </w:pPr>
-      <w:r>
-        <w:rPr>
-          <w:b/>
-          <w:bCs/>
-        </w:rPr>
-        <w:t xml:space="preserve">9. Compute the volume of each cereal box.</w:t>
-      </w:r>
-    </w:p>
-    <w:p>
-      <w:pPr>
-        <w:spacing w:after="20" w:before="0"/>
-      </w:pPr>
-      <w:r>
-        <w:t xml:space="preserve">      → 240</w:t>
-      </w:r>
-    </w:p>
-    <w:p>
-      <w:pPr>
-        <w:spacing w:after="20" w:before="0"/>
-      </w:pPr>
-      <w:r>
-        <w:t xml:space="preserve">      → 400</w:t>
-      </w:r>
-    </w:p>
-    <w:p>
-      <w:pPr>
-        <w:spacing w:after="20" w:before="0"/>
-      </w:pPr>
-      <w:r>
-        <w:t xml:space="preserve">      → 120</w:t>
-      </w:r>
-    </w:p>
-    <w:p>
-      <w:pPr>
-        <w:spacing w:after="40" w:before="0"/>
-      </w:pPr>
-      <w:r>
-        <w:t xml:space="preserve"/>
-      </w:r>
-    </w:p>
     <w:sectPr>
       <w:pgSz w:w="11906" w:h="16838" w:orient="portrait"/>
       <w:pgMar w:top="720" w:right="900" w:bottom="720" w:left="900" w:header="708" w:footer="708" w:gutter="0"/>
